--- a/documents/resume.docx
+++ b/documents/resume.docx
@@ -25,7 +25,7 @@
           <w:color w:val="000000"/>
           <w:sz w:val="21"/>
         </w:rPr>
-        <w:t>웹 개발 프로젝트에서 요구사항을 정하고, AI와 함께 기능을 구현하며 결과를 검증했습니다.</w:t>
+        <w:t>웹 개발 과제에서 요구사항을 정하고, AI와 함께 기능을 구현하며 결과를 확인했습니다.</w:t>
       </w:r>
     </w:p>
     <w:p>
@@ -58,7 +58,7 @@
     </w:p>
     <w:p>
       <w:pPr>
-        <w:spacing w:after="140"/>
+        <w:spacing w:after="100"/>
       </w:pPr>
       <w:r>
         <w:rPr>
@@ -80,7 +80,7 @@
     </w:p>
     <w:p>
       <w:pPr>
-        <w:spacing w:after="160"/>
+        <w:spacing w:after="140"/>
       </w:pPr>
       <w:r>
         <w:rPr>
@@ -89,7 +89,7 @@
           <w:color w:val="000000"/>
           <w:sz w:val="21"/>
         </w:rPr>
-        <w:t>HTML · CSS · JavaScript로 화면과 사용자 동작을 구성하고, GitHub와 Vercel로 소스를 관리하고 배포했습니다. IndexedDB 기반 로컬 저장과 서버 API를 통한 데이터 저장을 프로젝트에서 다뤘습니다.</w:t>
+        <w:t>HTML · CSS · JavaScript · GitHub · Vercel · IndexedDB · 서버 API · Supabase Auth · WebAuthn 기반 패스키</w:t>
       </w:r>
     </w:p>
     <w:p>
@@ -97,7 +97,7 @@
         <w:pStyle w:val="Heading1"/>
       </w:pPr>
       <w:r>
-        <w:t>프로젝트와 과제</w:t>
+        <w:t>프로젝트와 과제 · T01–T05</w:t>
       </w:r>
     </w:p>
     <w:tbl>
@@ -108,9 +108,9 @@
         <w:tblLook w:firstColumn="1" w:firstRow="1" w:lastColumn="0" w:lastRow="0" w:noHBand="0" w:noVBand="1" w:val="04A0"/>
       </w:tblPr>
       <w:tblGrid>
-        <w:gridCol w:w="1987"/>
-        <w:gridCol w:w="1195"/>
-        <w:gridCol w:w="7186"/>
+        <w:gridCol w:w="3312"/>
+        <w:gridCol w:w="1080"/>
+        <w:gridCol w:w="5976"/>
       </w:tblGrid>
       <w:tr>
         <w:trPr>
@@ -119,7 +119,7 @@
         </w:trPr>
         <w:tc>
           <w:tcPr>
-            <w:tcW w:type="dxa" w:w="1987"/>
+            <w:tcW w:type="dxa" w:w="3312"/>
             <w:vAlign w:val="center"/>
             <w:tcBorders>
               <w:top w:val="single" w:sz="4" w:color="D9D9D9"/>
@@ -147,13 +147,13 @@
                 <w:color w:val="000000"/>
                 <w:sz w:val="20"/>
               </w:rPr>
-              <w:t>프로젝트와 과제</w:t>
+              <w:t>과제</w:t>
             </w:r>
           </w:p>
         </w:tc>
         <w:tc>
           <w:tcPr>
-            <w:tcW w:type="dxa" w:w="1195"/>
+            <w:tcW w:type="dxa" w:w="1080"/>
             <w:vAlign w:val="center"/>
             <w:tcBorders>
               <w:top w:val="single" w:sz="4" w:color="D9D9D9"/>
@@ -187,7 +187,7 @@
         </w:tc>
         <w:tc>
           <w:tcPr>
-            <w:tcW w:type="dxa" w:w="7186"/>
+            <w:tcW w:type="dxa" w:w="5976"/>
             <w:vAlign w:val="center"/>
             <w:tcBorders>
               <w:top w:val="single" w:sz="4" w:color="D9D9D9"/>
@@ -226,7 +226,7 @@
         </w:trPr>
         <w:tc>
           <w:tcPr>
-            <w:tcW w:type="dxa" w:w="1987"/>
+            <w:tcW w:type="dxa" w:w="3312"/>
             <w:vAlign w:val="center"/>
             <w:tcBorders>
               <w:top w:val="single" w:sz="4" w:color="D9D9D9"/>
@@ -253,13 +253,229 @@
                 <w:color w:val="000000"/>
                 <w:sz w:val="20"/>
               </w:rPr>
-              <w:t>T03 Card Studio</w:t>
+              <w:t>T01</w:t>
+              <w:br/>
+              <w:t>나를 소개하는 한 페이지</w:t>
             </w:r>
           </w:p>
         </w:tc>
         <w:tc>
           <w:tcPr>
-            <w:tcW w:type="dxa" w:w="1195"/>
+            <w:tcW w:type="dxa" w:w="1080"/>
+            <w:vAlign w:val="center"/>
+            <w:tcBorders>
+              <w:top w:val="single" w:sz="4" w:color="D9D9D9"/>
+              <w:left w:val="single" w:sz="4" w:color="D9D9D9"/>
+              <w:bottom w:val="single" w:sz="4" w:color="D9D9D9"/>
+              <w:right w:val="single" w:sz="4" w:color="D9D9D9"/>
+            </w:tcBorders>
+            <w:tcMar>
+              <w:top w:w="95" w:type="dxa"/>
+              <w:left w:w="95" w:type="dxa"/>
+              <w:bottom w:w="95" w:type="dxa"/>
+              <w:right w:w="95" w:type="dxa"/>
+            </w:tcMar>
+            <w:shd w:fill="FFFFFF"/>
+          </w:tcPr>
+          <w:p>
+            <w:pPr>
+              <w:spacing w:after="0" w:line="280" w:lineRule="exact"/>
+              <w:jc w:val="center"/>
+            </w:pPr>
+            <w:r>
+              <w:rPr>
+                <w:rFonts w:ascii="Arial" w:hAnsi="Arial" w:eastAsia="Droid Sans Fallback"/>
+                <w:b w:val="0"/>
+                <w:color w:val="000000"/>
+                <w:sz w:val="20"/>
+              </w:rPr>
+              <w:t>2026.09</w:t>
+            </w:r>
+          </w:p>
+        </w:tc>
+        <w:tc>
+          <w:tcPr>
+            <w:tcW w:type="dxa" w:w="5976"/>
+            <w:vAlign w:val="center"/>
+            <w:tcBorders>
+              <w:top w:val="single" w:sz="4" w:color="D9D9D9"/>
+              <w:left w:val="single" w:sz="4" w:color="D9D9D9"/>
+              <w:bottom w:val="single" w:sz="4" w:color="D9D9D9"/>
+              <w:right w:val="single" w:sz="4" w:color="D9D9D9"/>
+            </w:tcBorders>
+            <w:tcMar>
+              <w:top w:w="95" w:type="dxa"/>
+              <w:left w:w="95" w:type="dxa"/>
+              <w:bottom w:w="95" w:type="dxa"/>
+              <w:right w:w="95" w:type="dxa"/>
+            </w:tcMar>
+            <w:shd w:fill="FFFFFF"/>
+          </w:tcPr>
+          <w:p>
+            <w:pPr>
+              <w:spacing w:after="0" w:line="280" w:lineRule="exact"/>
+            </w:pPr>
+            <w:r>
+              <w:rPr>
+                <w:rFonts w:ascii="Arial" w:hAnsi="Arial" w:eastAsia="Droid Sans Fallback"/>
+                <w:b w:val="0"/>
+                <w:color w:val="000000"/>
+                <w:sz w:val="20"/>
+              </w:rPr>
+              <w:t>소개·경험·목표의 구성을 정하고 AI의 구현 지원을 받아 화면을 다듬었습니다. 소개 페이지를 만들고 GitHub와 Vercel로 소스 관리와 배포를 진행했습니다.</w:t>
+            </w:r>
+          </w:p>
+        </w:tc>
+      </w:tr>
+      <w:tr>
+        <w:trPr>
+          <w:cantSplit/>
+        </w:trPr>
+        <w:tc>
+          <w:tcPr>
+            <w:tcW w:type="dxa" w:w="3312"/>
+            <w:vAlign w:val="center"/>
+            <w:tcBorders>
+              <w:top w:val="single" w:sz="4" w:color="D9D9D9"/>
+              <w:left w:val="single" w:sz="4" w:color="D9D9D9"/>
+              <w:bottom w:val="single" w:sz="4" w:color="D9D9D9"/>
+              <w:right w:val="single" w:sz="4" w:color="D9D9D9"/>
+            </w:tcBorders>
+            <w:tcMar>
+              <w:top w:w="95" w:type="dxa"/>
+              <w:left w:w="95" w:type="dxa"/>
+              <w:bottom w:w="95" w:type="dxa"/>
+              <w:right w:w="95" w:type="dxa"/>
+            </w:tcMar>
+            <w:shd w:fill="F6F8FA"/>
+          </w:tcPr>
+          <w:p>
+            <w:pPr>
+              <w:spacing w:after="0" w:line="280" w:lineRule="exact"/>
+            </w:pPr>
+            <w:r>
+              <w:rPr>
+                <w:rFonts w:ascii="Arial" w:hAnsi="Arial" w:eastAsia="Droid Sans Fallback"/>
+                <w:b w:val="0"/>
+                <w:color w:val="000000"/>
+                <w:sz w:val="20"/>
+              </w:rPr>
+              <w:t>T02</w:t>
+              <w:br/>
+              <w:t>내가 설계한 미니게임</w:t>
+            </w:r>
+          </w:p>
+        </w:tc>
+        <w:tc>
+          <w:tcPr>
+            <w:tcW w:type="dxa" w:w="1080"/>
+            <w:vAlign w:val="center"/>
+            <w:tcBorders>
+              <w:top w:val="single" w:sz="4" w:color="D9D9D9"/>
+              <w:left w:val="single" w:sz="4" w:color="D9D9D9"/>
+              <w:bottom w:val="single" w:sz="4" w:color="D9D9D9"/>
+              <w:right w:val="single" w:sz="4" w:color="D9D9D9"/>
+            </w:tcBorders>
+            <w:tcMar>
+              <w:top w:w="95" w:type="dxa"/>
+              <w:left w:w="95" w:type="dxa"/>
+              <w:bottom w:w="95" w:type="dxa"/>
+              <w:right w:w="95" w:type="dxa"/>
+            </w:tcMar>
+            <w:shd w:fill="F6F8FA"/>
+          </w:tcPr>
+          <w:p>
+            <w:pPr>
+              <w:spacing w:after="0" w:line="280" w:lineRule="exact"/>
+              <w:jc w:val="center"/>
+            </w:pPr>
+            <w:r>
+              <w:rPr>
+                <w:rFonts w:ascii="Arial" w:hAnsi="Arial" w:eastAsia="Droid Sans Fallback"/>
+                <w:b w:val="0"/>
+                <w:color w:val="000000"/>
+                <w:sz w:val="20"/>
+              </w:rPr>
+              <w:t>2026.10</w:t>
+            </w:r>
+          </w:p>
+        </w:tc>
+        <w:tc>
+          <w:tcPr>
+            <w:tcW w:type="dxa" w:w="5976"/>
+            <w:vAlign w:val="center"/>
+            <w:tcBorders>
+              <w:top w:val="single" w:sz="4" w:color="D9D9D9"/>
+              <w:left w:val="single" w:sz="4" w:color="D9D9D9"/>
+              <w:bottom w:val="single" w:sz="4" w:color="D9D9D9"/>
+              <w:right w:val="single" w:sz="4" w:color="D9D9D9"/>
+            </w:tcBorders>
+            <w:tcMar>
+              <w:top w:w="95" w:type="dxa"/>
+              <w:left w:w="95" w:type="dxa"/>
+              <w:bottom w:w="95" w:type="dxa"/>
+              <w:right w:w="95" w:type="dxa"/>
+            </w:tcMar>
+            <w:shd w:fill="F6F8FA"/>
+          </w:tcPr>
+          <w:p>
+            <w:pPr>
+              <w:spacing w:after="0" w:line="280" w:lineRule="exact"/>
+            </w:pPr>
+            <w:r>
+              <w:rPr>
+                <w:rFonts w:ascii="Arial" w:hAnsi="Arial" w:eastAsia="Droid Sans Fallback"/>
+                <w:b w:val="0"/>
+                <w:color w:val="000000"/>
+                <w:sz w:val="20"/>
+              </w:rPr>
+              <w:t>우주선 이동과 별 구출 규칙을 정하고 시작·성공·실패·재시작 흐름을 구성했습니다. HTML·CSS·JavaScript로 Lost Stars 미니게임을 제작하고 배포했습니다.</w:t>
+            </w:r>
+          </w:p>
+        </w:tc>
+      </w:tr>
+      <w:tr>
+        <w:trPr>
+          <w:cantSplit/>
+        </w:trPr>
+        <w:tc>
+          <w:tcPr>
+            <w:tcW w:type="dxa" w:w="3312"/>
+            <w:vAlign w:val="center"/>
+            <w:tcBorders>
+              <w:top w:val="single" w:sz="4" w:color="D9D9D9"/>
+              <w:left w:val="single" w:sz="4" w:color="D9D9D9"/>
+              <w:bottom w:val="single" w:sz="4" w:color="D9D9D9"/>
+              <w:right w:val="single" w:sz="4" w:color="D9D9D9"/>
+            </w:tcBorders>
+            <w:tcMar>
+              <w:top w:w="95" w:type="dxa"/>
+              <w:left w:w="95" w:type="dxa"/>
+              <w:bottom w:w="95" w:type="dxa"/>
+              <w:right w:w="95" w:type="dxa"/>
+            </w:tcMar>
+            <w:shd w:fill="FFFFFF"/>
+          </w:tcPr>
+          <w:p>
+            <w:pPr>
+              <w:spacing w:after="0" w:line="280" w:lineRule="exact"/>
+            </w:pPr>
+            <w:r>
+              <w:rPr>
+                <w:rFonts w:ascii="Arial" w:hAnsi="Arial" w:eastAsia="Droid Sans Fallback"/>
+                <w:b w:val="0"/>
+                <w:color w:val="000000"/>
+                <w:sz w:val="20"/>
+              </w:rPr>
+              <w:t>T03</w:t>
+              <w:br/>
+              <w:t>짤·카드 스튜디오</w:t>
+            </w:r>
+          </w:p>
+        </w:tc>
+        <w:tc>
+          <w:tcPr>
+            <w:tcW w:type="dxa" w:w="1080"/>
             <w:vAlign w:val="center"/>
             <w:tcBorders>
               <w:top w:val="single" w:sz="4" w:color="D9D9D9"/>
@@ -293,7 +509,7 @@
         </w:tc>
         <w:tc>
           <w:tcPr>
-            <w:tcW w:type="dxa" w:w="7186"/>
+            <w:tcW w:type="dxa" w:w="5976"/>
             <w:vAlign w:val="center"/>
             <w:tcBorders>
               <w:top w:val="single" w:sz="4" w:color="D9D9D9"/>
@@ -320,7 +536,7 @@
                 <w:color w:val="000000"/>
                 <w:sz w:val="20"/>
               </w:rPr>
-              <w:t>편집 기능과 화면 구성을 결정하고 AI와 구현·수정. 투명 PNG와 회전 오류를 보완하고 극단 입력 검사 12건 통과 확인.</w:t>
+              <w:t>원하는 저장 결과를 정하고 AI에 수정을 요청한 뒤 입력 조건을 바꿔 재확인했습니다. 저장 오류를 보완하고 극단 입력 검사 12건의 통과를 확인했습니다.</w:t>
             </w:r>
           </w:p>
         </w:tc>
@@ -331,7 +547,7 @@
         </w:trPr>
         <w:tc>
           <w:tcPr>
-            <w:tcW w:type="dxa" w:w="1987"/>
+            <w:tcW w:type="dxa" w:w="3312"/>
             <w:vAlign w:val="center"/>
             <w:tcBorders>
               <w:top w:val="single" w:sz="4" w:color="D9D9D9"/>
@@ -358,13 +574,15 @@
                 <w:color w:val="000000"/>
                 <w:sz w:val="20"/>
               </w:rPr>
-              <w:t>T05 AI Handoff</w:t>
+              <w:t>T04</w:t>
+              <w:br/>
+              <w:t>오늘의 진짜 정보판 — 데이터가 안 올 때</w:t>
             </w:r>
           </w:p>
         </w:tc>
         <w:tc>
           <w:tcPr>
-            <w:tcW w:type="dxa" w:w="1195"/>
+            <w:tcW w:type="dxa" w:w="1080"/>
             <w:vAlign w:val="center"/>
             <w:tcBorders>
               <w:top w:val="single" w:sz="4" w:color="D9D9D9"/>
@@ -398,7 +616,7 @@
         </w:tc>
         <w:tc>
           <w:tcPr>
-            <w:tcW w:type="dxa" w:w="7186"/>
+            <w:tcW w:type="dxa" w:w="5976"/>
             <w:vAlign w:val="center"/>
             <w:tcBorders>
               <w:top w:val="single" w:sz="4" w:color="D9D9D9"/>
@@ -425,7 +643,7 @@
                 <w:color w:val="000000"/>
                 <w:sz w:val="20"/>
               </w:rPr>
-              <w:t>AI별 작업 조건과 공통 검사를 정하고 인수인계 진행. 편집 기록과 시점 복원 등 기능 완성 및 결과 정리.</w:t>
+              <w:t>출처·시각·저장값 표시를 구성하고 실제 날씨와 분리한 실패 시험 흐름을 만들었습니다. 현재 날씨와 일별 저장 기록, 정상값 비교 및 실패 대응 시험 화면을 구현했습니다.</w:t>
             </w:r>
           </w:p>
         </w:tc>
@@ -436,7 +654,7 @@
         </w:trPr>
         <w:tc>
           <w:tcPr>
-            <w:tcW w:type="dxa" w:w="1987"/>
+            <w:tcW w:type="dxa" w:w="3312"/>
             <w:vAlign w:val="center"/>
             <w:tcBorders>
               <w:top w:val="single" w:sz="4" w:color="D9D9D9"/>
@@ -463,13 +681,15 @@
                 <w:color w:val="000000"/>
                 <w:sz w:val="20"/>
               </w:rPr>
-              <w:t>T06 Plan Do See</w:t>
+              <w:t>T05</w:t>
+              <w:br/>
+              <w:t>대화가 끊겨도 이어지는 프로젝트</w:t>
             </w:r>
           </w:p>
         </w:tc>
         <w:tc>
           <w:tcPr>
-            <w:tcW w:type="dxa" w:w="1195"/>
+            <w:tcW w:type="dxa" w:w="1080"/>
             <w:vAlign w:val="center"/>
             <w:tcBorders>
               <w:top w:val="single" w:sz="4" w:color="D9D9D9"/>
@@ -503,7 +723,7 @@
         </w:tc>
         <w:tc>
           <w:tcPr>
-            <w:tcW w:type="dxa" w:w="7186"/>
+            <w:tcW w:type="dxa" w:w="5976"/>
             <w:vAlign w:val="center"/>
             <w:tcBorders>
               <w:top w:val="single" w:sz="4" w:color="D9D9D9"/>
@@ -530,7 +750,154 @@
                 <w:color w:val="000000"/>
                 <w:sz w:val="20"/>
               </w:rPr>
-              <w:t>계획·실행·돌아보기 흐름 설계. API 저장과 집계 오류를 확인하며 수정하고 기록 조회·수정·내보내기 기능 구성.</w:t>
+              <w:t>공통 검사와 인수인계 범위를 정하고 남은 기능의 구현을 요청·검증했습니다. 시점 복원·20단계 제한·Redo 삭제 기능을 완성하고 인수인계 결과를 정리했습니다.</w:t>
+            </w:r>
+          </w:p>
+        </w:tc>
+      </w:tr>
+    </w:tbl>
+    <w:p>
+      <w:pPr>
+        <w:spacing w:after="0" w:before="0" w:line="60" w:lineRule="exact"/>
+      </w:pPr>
+      <w:r>
+        <w:rPr>
+          <w:rFonts w:ascii="Arial" w:hAnsi="Arial" w:eastAsia="Droid Sans Fallback"/>
+          <w:b w:val="0"/>
+          <w:color w:val="000000"/>
+          <w:sz w:val="2"/>
+        </w:rPr>
+      </w:r>
+    </w:p>
+    <w:p>
+      <w:r>
+        <w:br w:type="page"/>
+      </w:r>
+    </w:p>
+    <w:p>
+      <w:pPr>
+        <w:pStyle w:val="Heading1"/>
+      </w:pPr>
+      <w:r>
+        <w:t>프로젝트와 과제 · T06–T11</w:t>
+      </w:r>
+    </w:p>
+    <w:tbl>
+      <w:tblPr>
+        <w:tblW w:type="auto" w:w="0"/>
+        <w:jc w:val="center"/>
+        <w:tblLayout w:type="fixed"/>
+        <w:tblLook w:firstColumn="1" w:firstRow="1" w:lastColumn="0" w:lastRow="0" w:noHBand="0" w:noVBand="1" w:val="04A0"/>
+      </w:tblPr>
+      <w:tblGrid>
+        <w:gridCol w:w="3312"/>
+        <w:gridCol w:w="1080"/>
+        <w:gridCol w:w="5976"/>
+      </w:tblGrid>
+      <w:tr>
+        <w:trPr>
+          <w:tblHeader/>
+          <w:cantSplit/>
+        </w:trPr>
+        <w:tc>
+          <w:tcPr>
+            <w:tcW w:type="dxa" w:w="3312"/>
+            <w:vAlign w:val="center"/>
+            <w:tcBorders>
+              <w:top w:val="single" w:sz="4" w:color="D9D9D9"/>
+              <w:left w:val="single" w:sz="4" w:color="D9D9D9"/>
+              <w:bottom w:val="single" w:sz="4" w:color="D9D9D9"/>
+              <w:right w:val="single" w:sz="4" w:color="D9D9D9"/>
+            </w:tcBorders>
+            <w:tcMar>
+              <w:top w:w="95" w:type="dxa"/>
+              <w:left w:w="95" w:type="dxa"/>
+              <w:bottom w:w="95" w:type="dxa"/>
+              <w:right w:w="95" w:type="dxa"/>
+            </w:tcMar>
+            <w:shd w:fill="E8EEF3"/>
+          </w:tcPr>
+          <w:p>
+            <w:pPr>
+              <w:spacing w:after="0" w:line="280" w:lineRule="exact"/>
+              <w:jc w:val="center"/>
+            </w:pPr>
+            <w:r>
+              <w:rPr>
+                <w:rFonts w:ascii="Arial" w:hAnsi="Arial" w:eastAsia="Droid Sans Fallback"/>
+                <w:b/>
+                <w:color w:val="000000"/>
+                <w:sz w:val="20"/>
+              </w:rPr>
+              <w:t>과제</w:t>
+            </w:r>
+          </w:p>
+        </w:tc>
+        <w:tc>
+          <w:tcPr>
+            <w:tcW w:type="dxa" w:w="1080"/>
+            <w:vAlign w:val="center"/>
+            <w:tcBorders>
+              <w:top w:val="single" w:sz="4" w:color="D9D9D9"/>
+              <w:left w:val="single" w:sz="4" w:color="D9D9D9"/>
+              <w:bottom w:val="single" w:sz="4" w:color="D9D9D9"/>
+              <w:right w:val="single" w:sz="4" w:color="D9D9D9"/>
+            </w:tcBorders>
+            <w:tcMar>
+              <w:top w:w="95" w:type="dxa"/>
+              <w:left w:w="95" w:type="dxa"/>
+              <w:bottom w:w="95" w:type="dxa"/>
+              <w:right w:w="95" w:type="dxa"/>
+            </w:tcMar>
+            <w:shd w:fill="E8EEF3"/>
+          </w:tcPr>
+          <w:p>
+            <w:pPr>
+              <w:spacing w:after="0" w:line="280" w:lineRule="exact"/>
+              <w:jc w:val="center"/>
+            </w:pPr>
+            <w:r>
+              <w:rPr>
+                <w:rFonts w:ascii="Arial" w:hAnsi="Arial" w:eastAsia="Droid Sans Fallback"/>
+                <w:b/>
+                <w:color w:val="000000"/>
+                <w:sz w:val="20"/>
+              </w:rPr>
+              <w:t>기간</w:t>
+            </w:r>
+          </w:p>
+        </w:tc>
+        <w:tc>
+          <w:tcPr>
+            <w:tcW w:type="dxa" w:w="5976"/>
+            <w:vAlign w:val="center"/>
+            <w:tcBorders>
+              <w:top w:val="single" w:sz="4" w:color="D9D9D9"/>
+              <w:left w:val="single" w:sz="4" w:color="D9D9D9"/>
+              <w:bottom w:val="single" w:sz="4" w:color="D9D9D9"/>
+              <w:right w:val="single" w:sz="4" w:color="D9D9D9"/>
+            </w:tcBorders>
+            <w:tcMar>
+              <w:top w:w="95" w:type="dxa"/>
+              <w:left w:w="95" w:type="dxa"/>
+              <w:bottom w:w="95" w:type="dxa"/>
+              <w:right w:w="95" w:type="dxa"/>
+            </w:tcMar>
+            <w:shd w:fill="E8EEF3"/>
+          </w:tcPr>
+          <w:p>
+            <w:pPr>
+              <w:spacing w:after="0" w:line="280" w:lineRule="exact"/>
+              <w:jc w:val="center"/>
+            </w:pPr>
+            <w:r>
+              <w:rPr>
+                <w:rFonts w:ascii="Arial" w:hAnsi="Arial" w:eastAsia="Droid Sans Fallback"/>
+                <w:b/>
+                <w:color w:val="000000"/>
+                <w:sz w:val="20"/>
+              </w:rPr>
+              <w:t>직접 맡은 역할과 결과</w:t>
             </w:r>
           </w:p>
         </w:tc>
@@ -541,7 +908,114 @@
         </w:trPr>
         <w:tc>
           <w:tcPr>
-            <w:tcW w:type="dxa" w:w="1987"/>
+            <w:tcW w:type="dxa" w:w="3312"/>
+            <w:vAlign w:val="center"/>
+            <w:tcBorders>
+              <w:top w:val="single" w:sz="4" w:color="D9D9D9"/>
+              <w:left w:val="single" w:sz="4" w:color="D9D9D9"/>
+              <w:bottom w:val="single" w:sz="4" w:color="D9D9D9"/>
+              <w:right w:val="single" w:sz="4" w:color="D9D9D9"/>
+            </w:tcBorders>
+            <w:tcMar>
+              <w:top w:w="95" w:type="dxa"/>
+              <w:left w:w="95" w:type="dxa"/>
+              <w:bottom w:w="95" w:type="dxa"/>
+              <w:right w:w="95" w:type="dxa"/>
+            </w:tcMar>
+            <w:shd w:fill="FFFFFF"/>
+          </w:tcPr>
+          <w:p>
+            <w:pPr>
+              <w:spacing w:after="0" w:line="280" w:lineRule="exact"/>
+            </w:pPr>
+            <w:r>
+              <w:rPr>
+                <w:rFonts w:ascii="Arial" w:hAnsi="Arial" w:eastAsia="Droid Sans Fallback"/>
+                <w:b w:val="0"/>
+                <w:color w:val="000000"/>
+                <w:sz w:val="20"/>
+              </w:rPr>
+              <w:t>T06</w:t>
+              <w:br/>
+              <w:t>플랜두씨 다이어리 1 — 내 계획과 실제를 담는 앱</w:t>
+            </w:r>
+          </w:p>
+        </w:tc>
+        <w:tc>
+          <w:tcPr>
+            <w:tcW w:type="dxa" w:w="1080"/>
+            <w:vAlign w:val="center"/>
+            <w:tcBorders>
+              <w:top w:val="single" w:sz="4" w:color="D9D9D9"/>
+              <w:left w:val="single" w:sz="4" w:color="D9D9D9"/>
+              <w:bottom w:val="single" w:sz="4" w:color="D9D9D9"/>
+              <w:right w:val="single" w:sz="4" w:color="D9D9D9"/>
+            </w:tcBorders>
+            <w:tcMar>
+              <w:top w:w="95" w:type="dxa"/>
+              <w:left w:w="95" w:type="dxa"/>
+              <w:bottom w:w="95" w:type="dxa"/>
+              <w:right w:w="95" w:type="dxa"/>
+            </w:tcMar>
+            <w:shd w:fill="FFFFFF"/>
+          </w:tcPr>
+          <w:p>
+            <w:pPr>
+              <w:spacing w:after="0" w:line="280" w:lineRule="exact"/>
+              <w:jc w:val="center"/>
+            </w:pPr>
+            <w:r>
+              <w:rPr>
+                <w:rFonts w:ascii="Arial" w:hAnsi="Arial" w:eastAsia="Droid Sans Fallback"/>
+                <w:b w:val="0"/>
+                <w:color w:val="000000"/>
+                <w:sz w:val="20"/>
+              </w:rPr>
+              <w:t>2026.10</w:t>
+            </w:r>
+          </w:p>
+        </w:tc>
+        <w:tc>
+          <w:tcPr>
+            <w:tcW w:type="dxa" w:w="5976"/>
+            <w:vAlign w:val="center"/>
+            <w:tcBorders>
+              <w:top w:val="single" w:sz="4" w:color="D9D9D9"/>
+              <w:left w:val="single" w:sz="4" w:color="D9D9D9"/>
+              <w:bottom w:val="single" w:sz="4" w:color="D9D9D9"/>
+              <w:right w:val="single" w:sz="4" w:color="D9D9D9"/>
+            </w:tcBorders>
+            <w:tcMar>
+              <w:top w:w="95" w:type="dxa"/>
+              <w:left w:w="95" w:type="dxa"/>
+              <w:bottom w:w="95" w:type="dxa"/>
+              <w:right w:w="95" w:type="dxa"/>
+            </w:tcMar>
+            <w:shd w:fill="FFFFFF"/>
+          </w:tcPr>
+          <w:p>
+            <w:pPr>
+              <w:spacing w:after="0" w:line="280" w:lineRule="exact"/>
+            </w:pPr>
+            <w:r>
+              <w:rPr>
+                <w:rFonts w:ascii="Arial" w:hAnsi="Arial" w:eastAsia="Droid Sans Fallback"/>
+                <w:b w:val="0"/>
+                <w:color w:val="000000"/>
+                <w:sz w:val="20"/>
+              </w:rPr>
+              <w:t>오류 메시지와 재현 조건을 하나씩 확인하며 저장·집계 방식을 수정했습니다. 서버 저장, 실행 기록 조회·수정, 대상별 집계와 JSON 내보내기를 구성했습니다.</w:t>
+            </w:r>
+          </w:p>
+        </w:tc>
+      </w:tr>
+      <w:tr>
+        <w:trPr>
+          <w:cantSplit/>
+        </w:trPr>
+        <w:tc>
+          <w:tcPr>
+            <w:tcW w:type="dxa" w:w="3312"/>
             <w:vAlign w:val="center"/>
             <w:tcBorders>
               <w:top w:val="single" w:sz="4" w:color="D9D9D9"/>
@@ -568,13 +1042,15 @@
                 <w:color w:val="000000"/>
                 <w:sz w:val="20"/>
               </w:rPr>
-              <w:t>T09 강점 서사</w:t>
+              <w:t>T07</w:t>
+              <w:br/>
+              <w:t>플랜두씨 다이어리 2 — 인증을 붙이고, 어떻게 붙였는지 설명하기</w:t>
             </w:r>
           </w:p>
         </w:tc>
         <w:tc>
           <w:tcPr>
-            <w:tcW w:type="dxa" w:w="1195"/>
+            <w:tcW w:type="dxa" w:w="1080"/>
             <w:vAlign w:val="center"/>
             <w:tcBorders>
               <w:top w:val="single" w:sz="4" w:color="D9D9D9"/>
@@ -608,7 +1084,7 @@
         </w:tc>
         <w:tc>
           <w:tcPr>
-            <w:tcW w:type="dxa" w:w="7186"/>
+            <w:tcW w:type="dxa" w:w="5976"/>
             <w:vAlign w:val="center"/>
             <w:tcBorders>
               <w:top w:val="single" w:sz="4" w:color="D9D9D9"/>
@@ -635,7 +1111,7 @@
                 <w:color w:val="000000"/>
                 <w:sz w:val="20"/>
               </w:rPr>
-              <w:t>리추얼과 동료 평가를 대조해 감정 조절·도움·마무리의 강점을 정리하고 불합격 이후 재도전 이야기를 작성.</w:t>
+              <w:t>T06에 회원가입·로그인과 사용자별 조회·저장을 연결하고 인증 흐름을 문서화했습니다. Supabase Auth와 서버 세션을 이용한 인증 및 사용자별 데이터 분리 기능을 추가했습니다.</w:t>
             </w:r>
           </w:p>
         </w:tc>
@@ -646,7 +1122,7 @@
         </w:trPr>
         <w:tc>
           <w:tcPr>
-            <w:tcW w:type="dxa" w:w="1987"/>
+            <w:tcW w:type="dxa" w:w="3312"/>
             <w:vAlign w:val="center"/>
             <w:tcBorders>
               <w:top w:val="single" w:sz="4" w:color="D9D9D9"/>
@@ -673,13 +1149,15 @@
                 <w:color w:val="000000"/>
                 <w:sz w:val="20"/>
               </w:rPr>
-              <w:t>T10 논문</w:t>
+              <w:t>T08</w:t>
+              <w:br/>
+              <w:t>내 소개 페이지에 패스키 달기 — 비밀번호 없이 나만 들어가기</w:t>
             </w:r>
           </w:p>
         </w:tc>
         <w:tc>
           <w:tcPr>
-            <w:tcW w:type="dxa" w:w="1195"/>
+            <w:tcW w:type="dxa" w:w="1080"/>
             <w:vAlign w:val="center"/>
             <w:tcBorders>
               <w:top w:val="single" w:sz="4" w:color="D9D9D9"/>
@@ -713,7 +1191,7 @@
         </w:tc>
         <w:tc>
           <w:tcPr>
-            <w:tcW w:type="dxa" w:w="7186"/>
+            <w:tcW w:type="dxa" w:w="5976"/>
             <w:vAlign w:val="center"/>
             <w:tcBorders>
               <w:top w:val="single" w:sz="4" w:color="D9D9D9"/>
@@ -740,7 +1218,328 @@
                 <w:color w:val="000000"/>
                 <w:sz w:val="20"/>
               </w:rPr>
-              <w:t>학술논문 5편과 7개 운영사의 장애 사례 20건을 비교. 네트워크·서버 장애 대응의 개선 방안과 재현 자료 정리.</w:t>
+              <w:t>패스키 인증·관리와 자료 소유자 검사를 구성하고 검증용 두 계정의 접근을 확인했습니다. 패스키 로그인·로그아웃과 백업 키 관리, 계정 간 비공개 자료 접근 차단을 확인했습니다.</w:t>
+            </w:r>
+          </w:p>
+        </w:tc>
+      </w:tr>
+      <w:tr>
+        <w:trPr>
+          <w:cantSplit/>
+        </w:trPr>
+        <w:tc>
+          <w:tcPr>
+            <w:tcW w:type="dxa" w:w="3312"/>
+            <w:vAlign w:val="center"/>
+            <w:tcBorders>
+              <w:top w:val="single" w:sz="4" w:color="D9D9D9"/>
+              <w:left w:val="single" w:sz="4" w:color="D9D9D9"/>
+              <w:bottom w:val="single" w:sz="4" w:color="D9D9D9"/>
+              <w:right w:val="single" w:sz="4" w:color="D9D9D9"/>
+            </w:tcBorders>
+            <w:tcMar>
+              <w:top w:w="95" w:type="dxa"/>
+              <w:left w:w="95" w:type="dxa"/>
+              <w:bottom w:w="95" w:type="dxa"/>
+              <w:right w:w="95" w:type="dxa"/>
+            </w:tcMar>
+            <w:shd w:fill="F6F8FA"/>
+          </w:tcPr>
+          <w:p>
+            <w:pPr>
+              <w:spacing w:after="0" w:line="280" w:lineRule="exact"/>
+            </w:pPr>
+            <w:r>
+              <w:rPr>
+                <w:rFonts w:ascii="Arial" w:hAnsi="Arial" w:eastAsia="Droid Sans Fallback"/>
+                <w:b w:val="0"/>
+                <w:color w:val="000000"/>
+                <w:sz w:val="20"/>
+              </w:rPr>
+              <w:t>T09</w:t>
+              <w:br/>
+              <w:t>나를 말하는 에이전트: 리추얼 기록에서 내 강점과 이야기를 찾습니다</w:t>
+            </w:r>
+          </w:p>
+        </w:tc>
+        <w:tc>
+          <w:tcPr>
+            <w:tcW w:type="dxa" w:w="1080"/>
+            <w:vAlign w:val="center"/>
+            <w:tcBorders>
+              <w:top w:val="single" w:sz="4" w:color="D9D9D9"/>
+              <w:left w:val="single" w:sz="4" w:color="D9D9D9"/>
+              <w:bottom w:val="single" w:sz="4" w:color="D9D9D9"/>
+              <w:right w:val="single" w:sz="4" w:color="D9D9D9"/>
+            </w:tcBorders>
+            <w:tcMar>
+              <w:top w:w="95" w:type="dxa"/>
+              <w:left w:w="95" w:type="dxa"/>
+              <w:bottom w:w="95" w:type="dxa"/>
+              <w:right w:w="95" w:type="dxa"/>
+            </w:tcMar>
+            <w:shd w:fill="F6F8FA"/>
+          </w:tcPr>
+          <w:p>
+            <w:pPr>
+              <w:spacing w:after="0" w:line="280" w:lineRule="exact"/>
+              <w:jc w:val="center"/>
+            </w:pPr>
+            <w:r>
+              <w:rPr>
+                <w:rFonts w:ascii="Arial" w:hAnsi="Arial" w:eastAsia="Droid Sans Fallback"/>
+                <w:b w:val="0"/>
+                <w:color w:val="000000"/>
+                <w:sz w:val="20"/>
+              </w:rPr>
+              <w:t>2026.10</w:t>
+            </w:r>
+          </w:p>
+        </w:tc>
+        <w:tc>
+          <w:tcPr>
+            <w:tcW w:type="dxa" w:w="5976"/>
+            <w:vAlign w:val="center"/>
+            <w:tcBorders>
+              <w:top w:val="single" w:sz="4" w:color="D9D9D9"/>
+              <w:left w:val="single" w:sz="4" w:color="D9D9D9"/>
+              <w:bottom w:val="single" w:sz="4" w:color="D9D9D9"/>
+              <w:right w:val="single" w:sz="4" w:color="D9D9D9"/>
+            </w:tcBorders>
+            <w:tcMar>
+              <w:top w:w="95" w:type="dxa"/>
+              <w:left w:w="95" w:type="dxa"/>
+              <w:bottom w:w="95" w:type="dxa"/>
+              <w:right w:w="95" w:type="dxa"/>
+            </w:tcMar>
+            <w:shd w:fill="F6F8FA"/>
+          </w:tcPr>
+          <w:p>
+            <w:pPr>
+              <w:spacing w:after="0" w:line="280" w:lineRule="exact"/>
+            </w:pPr>
+            <w:r>
+              <w:rPr>
+                <w:rFonts w:ascii="Arial" w:hAnsi="Arial" w:eastAsia="Droid Sans Fallback"/>
+                <w:b w:val="0"/>
+                <w:color w:val="000000"/>
+                <w:sz w:val="20"/>
+              </w:rPr>
+              <w:t>도움을 주고받은 장면을 리추얼 기록·동료 평가와 대조해 강점의 근거를 골랐습니다. 주변을 챙긴다는 평가와 동료의 문제 해결을 도운 기록을 자기소개 서사로 연결했습니다.</w:t>
+            </w:r>
+          </w:p>
+        </w:tc>
+      </w:tr>
+      <w:tr>
+        <w:trPr>
+          <w:cantSplit/>
+        </w:trPr>
+        <w:tc>
+          <w:tcPr>
+            <w:tcW w:type="dxa" w:w="3312"/>
+            <w:vAlign w:val="center"/>
+            <w:tcBorders>
+              <w:top w:val="single" w:sz="4" w:color="D9D9D9"/>
+              <w:left w:val="single" w:sz="4" w:color="D9D9D9"/>
+              <w:bottom w:val="single" w:sz="4" w:color="D9D9D9"/>
+              <w:right w:val="single" w:sz="4" w:color="D9D9D9"/>
+            </w:tcBorders>
+            <w:tcMar>
+              <w:top w:w="95" w:type="dxa"/>
+              <w:left w:w="95" w:type="dxa"/>
+              <w:bottom w:w="95" w:type="dxa"/>
+              <w:right w:w="95" w:type="dxa"/>
+            </w:tcMar>
+            <w:shd w:fill="FFFFFF"/>
+          </w:tcPr>
+          <w:p>
+            <w:pPr>
+              <w:spacing w:after="0" w:line="280" w:lineRule="exact"/>
+            </w:pPr>
+            <w:r>
+              <w:rPr>
+                <w:rFonts w:ascii="Arial" w:hAnsi="Arial" w:eastAsia="Droid Sans Fallback"/>
+                <w:b w:val="0"/>
+                <w:color w:val="000000"/>
+                <w:sz w:val="20"/>
+              </w:rPr>
+              <w:t>T10</w:t>
+              <w:br/>
+              <w:t>AI와 함께 쓰는 첫 논문 — 가설에서 결론까지</w:t>
+            </w:r>
+          </w:p>
+        </w:tc>
+        <w:tc>
+          <w:tcPr>
+            <w:tcW w:type="dxa" w:w="1080"/>
+            <w:vAlign w:val="center"/>
+            <w:tcBorders>
+              <w:top w:val="single" w:sz="4" w:color="D9D9D9"/>
+              <w:left w:val="single" w:sz="4" w:color="D9D9D9"/>
+              <w:bottom w:val="single" w:sz="4" w:color="D9D9D9"/>
+              <w:right w:val="single" w:sz="4" w:color="D9D9D9"/>
+            </w:tcBorders>
+            <w:tcMar>
+              <w:top w:w="95" w:type="dxa"/>
+              <w:left w:w="95" w:type="dxa"/>
+              <w:bottom w:w="95" w:type="dxa"/>
+              <w:right w:w="95" w:type="dxa"/>
+            </w:tcMar>
+            <w:shd w:fill="FFFFFF"/>
+          </w:tcPr>
+          <w:p>
+            <w:pPr>
+              <w:spacing w:after="0" w:line="280" w:lineRule="exact"/>
+              <w:jc w:val="center"/>
+            </w:pPr>
+            <w:r>
+              <w:rPr>
+                <w:rFonts w:ascii="Arial" w:hAnsi="Arial" w:eastAsia="Droid Sans Fallback"/>
+                <w:b w:val="0"/>
+                <w:color w:val="000000"/>
+                <w:sz w:val="20"/>
+              </w:rPr>
+              <w:t>2026.10</w:t>
+            </w:r>
+          </w:p>
+        </w:tc>
+        <w:tc>
+          <w:tcPr>
+            <w:tcW w:type="dxa" w:w="5976"/>
+            <w:vAlign w:val="center"/>
+            <w:tcBorders>
+              <w:top w:val="single" w:sz="4" w:color="D9D9D9"/>
+              <w:left w:val="single" w:sz="4" w:color="D9D9D9"/>
+              <w:bottom w:val="single" w:sz="4" w:color="D9D9D9"/>
+              <w:right w:val="single" w:sz="4" w:color="D9D9D9"/>
+            </w:tcBorders>
+            <w:tcMar>
+              <w:top w:w="95" w:type="dxa"/>
+              <w:left w:w="95" w:type="dxa"/>
+              <w:bottom w:w="95" w:type="dxa"/>
+              <w:right w:w="95" w:type="dxa"/>
+            </w:tcMar>
+            <w:shd w:fill="FFFFFF"/>
+          </w:tcPr>
+          <w:p>
+            <w:pPr>
+              <w:spacing w:after="0" w:line="280" w:lineRule="exact"/>
+            </w:pPr>
+            <w:r>
+              <w:rPr>
+                <w:rFonts w:ascii="Arial" w:hAnsi="Arial" w:eastAsia="Droid Sans Fallback"/>
+                <w:b w:val="0"/>
+                <w:color w:val="000000"/>
+                <w:sz w:val="20"/>
+              </w:rPr>
+              <w:t>학술문헌과 공식 장애 사례를 비교하고 원인·복구 제약·조치·회복 기준을 구분했습니다. 학술논문 5편과 7개 운영사의 사례 20건을 바탕으로 논문과 재현 자료를 작성했습니다.</w:t>
+            </w:r>
+          </w:p>
+        </w:tc>
+      </w:tr>
+      <w:tr>
+        <w:trPr>
+          <w:cantSplit/>
+        </w:trPr>
+        <w:tc>
+          <w:tcPr>
+            <w:tcW w:type="dxa" w:w="3312"/>
+            <w:vAlign w:val="center"/>
+            <w:tcBorders>
+              <w:top w:val="single" w:sz="4" w:color="D9D9D9"/>
+              <w:left w:val="single" w:sz="4" w:color="D9D9D9"/>
+              <w:bottom w:val="single" w:sz="4" w:color="D9D9D9"/>
+              <w:right w:val="single" w:sz="4" w:color="D9D9D9"/>
+            </w:tcBorders>
+            <w:tcMar>
+              <w:top w:w="95" w:type="dxa"/>
+              <w:left w:w="95" w:type="dxa"/>
+              <w:bottom w:w="95" w:type="dxa"/>
+              <w:right w:w="95" w:type="dxa"/>
+            </w:tcMar>
+            <w:shd w:fill="F6F8FA"/>
+          </w:tcPr>
+          <w:p>
+            <w:pPr>
+              <w:spacing w:after="0" w:line="280" w:lineRule="exact"/>
+            </w:pPr>
+            <w:r>
+              <w:rPr>
+                <w:rFonts w:ascii="Arial" w:hAnsi="Arial" w:eastAsia="Droid Sans Fallback"/>
+                <w:b w:val="0"/>
+                <w:color w:val="000000"/>
+                <w:sz w:val="20"/>
+              </w:rPr>
+              <w:t>T11</w:t>
+              <w:br/>
+              <w:t>나에 대한 3만 자 장편소설 — 내 삶을 소재로, 진한 감동의 서사</w:t>
+            </w:r>
+          </w:p>
+        </w:tc>
+        <w:tc>
+          <w:tcPr>
+            <w:tcW w:type="dxa" w:w="1080"/>
+            <w:vAlign w:val="center"/>
+            <w:tcBorders>
+              <w:top w:val="single" w:sz="4" w:color="D9D9D9"/>
+              <w:left w:val="single" w:sz="4" w:color="D9D9D9"/>
+              <w:bottom w:val="single" w:sz="4" w:color="D9D9D9"/>
+              <w:right w:val="single" w:sz="4" w:color="D9D9D9"/>
+            </w:tcBorders>
+            <w:tcMar>
+              <w:top w:w="95" w:type="dxa"/>
+              <w:left w:w="95" w:type="dxa"/>
+              <w:bottom w:w="95" w:type="dxa"/>
+              <w:right w:w="95" w:type="dxa"/>
+            </w:tcMar>
+            <w:shd w:fill="F6F8FA"/>
+          </w:tcPr>
+          <w:p>
+            <w:pPr>
+              <w:spacing w:after="0" w:line="280" w:lineRule="exact"/>
+              <w:jc w:val="center"/>
+            </w:pPr>
+            <w:r>
+              <w:rPr>
+                <w:rFonts w:ascii="Arial" w:hAnsi="Arial" w:eastAsia="Droid Sans Fallback"/>
+                <w:b w:val="0"/>
+                <w:color w:val="000000"/>
+                <w:sz w:val="20"/>
+              </w:rPr>
+              <w:t>2026.10</w:t>
+            </w:r>
+          </w:p>
+        </w:tc>
+        <w:tc>
+          <w:tcPr>
+            <w:tcW w:type="dxa" w:w="5976"/>
+            <w:vAlign w:val="center"/>
+            <w:tcBorders>
+              <w:top w:val="single" w:sz="4" w:color="D9D9D9"/>
+              <w:left w:val="single" w:sz="4" w:color="D9D9D9"/>
+              <w:bottom w:val="single" w:sz="4" w:color="D9D9D9"/>
+              <w:right w:val="single" w:sz="4" w:color="D9D9D9"/>
+            </w:tcBorders>
+            <w:tcMar>
+              <w:top w:w="95" w:type="dxa"/>
+              <w:left w:w="95" w:type="dxa"/>
+              <w:bottom w:w="95" w:type="dxa"/>
+              <w:right w:w="95" w:type="dxa"/>
+            </w:tcMar>
+            <w:shd w:fill="F6F8FA"/>
+          </w:tcPr>
+          <w:p>
+            <w:pPr>
+              <w:spacing w:after="0" w:line="280" w:lineRule="exact"/>
+            </w:pPr>
+            <w:r>
+              <w:rPr>
+                <w:rFonts w:ascii="Arial" w:hAnsi="Arial" w:eastAsia="Droid Sans Fallback"/>
+                <w:b w:val="0"/>
+                <w:color w:val="000000"/>
+                <w:sz w:val="20"/>
+              </w:rPr>
+              <w:t>재도전과 관계의 경험을 장면으로 구성하고 AI의 집필 지원을 받아 원고를 다듬었습니다. 3만 자 이상의 장편 원고와 제출 문서를 완성하고 자기소개에 쓸 장면을 골랐습니다.</w:t>
             </w:r>
           </w:p>
         </w:tc>
@@ -783,7 +1582,7 @@
     </w:p>
     <w:p>
       <w:pPr>
-        <w:spacing w:after="160"/>
+        <w:spacing w:after="0"/>
       </w:pPr>
       <w:r>
         <w:rPr>
@@ -792,7 +1591,7 @@
           <w:color w:val="000000"/>
           <w:sz w:val="19"/>
         </w:rPr>
-        <w:t>출처: ritual-history-2026-10-30(1).json. 시작 또는 마무리 내용이 있는 날짜를 중복 없이 집계했으며, 출석일이나 과제 완료 건수와는 구분합니다.</w:t>
+        <w:t>출처: ritual-history-2026-10-30(1).json. 내용이 있는 날짜를 중복 없이 집계했습니다. 수행 기간은 과제 목록의 월 단위 기록을 기준으로 표기했습니다.</w:t>
       </w:r>
     </w:p>
     <w:sectPr>
